--- a/Received/Nursery/nursery, rhymes.docx
+++ b/Received/Nursery/nursery, rhymes.docx
@@ -82,7 +82,17 @@
                                 <w:sz w:val="32"/>
                                 <w:szCs w:val="32"/>
                               </w:rPr>
-                              <w:t>12</w:t>
+                              <w:t>1</w:t>
+                            </w:r>
+                            <w:r>
+                              <w:rPr>
+                                <w:rFonts w:ascii="Times New Roman" w:hAnsi="Times New Roman" w:cs="Times New Roman"/>
+                                <w:b/>
+                                <w:bCs/>
+                                <w:sz w:val="32"/>
+                                <w:szCs w:val="32"/>
+                              </w:rPr>
+                              <w:t>7</w:t>
                             </w:r>
                           </w:p>
                         </w:txbxContent>
@@ -130,7 +140,17 @@
                           <w:sz w:val="32"/>
                           <w:szCs w:val="32"/>
                         </w:rPr>
-                        <w:t>12</w:t>
+                        <w:t>1</w:t>
+                      </w:r>
+                      <w:r>
+                        <w:rPr>
+                          <w:rFonts w:ascii="Times New Roman" w:hAnsi="Times New Roman" w:cs="Times New Roman"/>
+                          <w:b/>
+                          <w:bCs/>
+                          <w:sz w:val="32"/>
+                          <w:szCs w:val="32"/>
+                        </w:rPr>
+                        <w:t>7</w:t>
                       </w:r>
                     </w:p>
                   </w:txbxContent>
@@ -269,23 +289,7 @@
           <w:rFonts w:ascii="Times New Roman" w:hAnsi="Times New Roman" w:cs="Times New Roman"/>
           <w:b/>
         </w:rPr>
-        <w:t xml:space="preserve">Ratnanagar-7, </w:t>
-      </w:r>
-      <w:proofErr w:type="spellStart"/>
-      <w:r>
-        <w:rPr>
-          <w:rFonts w:ascii="Times New Roman" w:hAnsi="Times New Roman" w:cs="Times New Roman"/>
-          <w:b/>
-        </w:rPr>
-        <w:t>Sauraha</w:t>
-      </w:r>
-      <w:proofErr w:type="spellEnd"/>
-      <w:r>
-        <w:rPr>
-          <w:rFonts w:ascii="Times New Roman" w:hAnsi="Times New Roman" w:cs="Times New Roman"/>
-          <w:b/>
-        </w:rPr>
-        <w:t>, Chitwan</w:t>
+        <w:t>Ratnanagar-7, Sauraha, Chitwan</w:t>
       </w:r>
     </w:p>
     <w:p>
@@ -551,27 +555,7 @@
           <w:szCs w:val="40"/>
           <w:lang w:bidi="ne-NP"/>
         </w:rPr>
-        <w:t xml:space="preserve">Hello! Good </w:t>
-      </w:r>
-      <w:proofErr w:type="gramStart"/>
-      <w:r>
-        <w:rPr>
-          <w:rFonts w:ascii="Times New Roman" w:hAnsi="Times New Roman" w:cs="Times New Roman"/>
-          <w:sz w:val="40"/>
-          <w:szCs w:val="40"/>
-          <w:lang w:bidi="ne-NP"/>
-        </w:rPr>
-        <w:t>Morning</w:t>
-      </w:r>
-      <w:proofErr w:type="gramEnd"/>
-      <w:r>
-        <w:rPr>
-          <w:rFonts w:ascii="Times New Roman" w:hAnsi="Times New Roman" w:cs="Times New Roman"/>
-          <w:sz w:val="40"/>
-          <w:szCs w:val="40"/>
-          <w:lang w:bidi="ne-NP"/>
-        </w:rPr>
-        <w:t>/Good Afternoon</w:t>
+        <w:t>Hello! Good Morning/Good Afternoon</w:t>
       </w:r>
     </w:p>
     <w:p>
@@ -2293,8 +2277,7 @@
           <w:szCs w:val="40"/>
           <w:lang w:bidi="ne-NP"/>
         </w:rPr>
-        <w:tab/>
-        <w:t>5</w:t>
+        <w:t xml:space="preserve">      10</w:t>
       </w:r>
     </w:p>
     <w:p>
